--- a/docs/review-walkthrough.docx
+++ b/docs/review-walkthrough.docx
@@ -1268,7 +1268,7 @@
         <w:pStyle w:val="ListBullet"/>
       </w:pPr>
       <w:r>
-        <w:t>Only Notification has its own database and migrations.</w:t>
+        <w:t>Only Notification and Attendance have their own databases and migrations (Attendance went last; its readers in the core now ask the service).</w:t>
       </w:r>
     </w:p>
     <w:p>

--- a/docs/review-walkthrough.docx
+++ b/docs/review-walkthrough.docx
@@ -1268,7 +1268,7 @@
         <w:pStyle w:val="ListBullet"/>
       </w:pPr>
       <w:r>
-        <w:t>Only Notification and Attendance have their own databases and migrations (Attendance went last; its readers in the core now ask the service).</w:t>
+        <w:t>Only Notification, Attendance and Assessment have their own databases and migrations (the last two needed their in-process readers in the core moved behind ports that ask the service).</w:t>
       </w:r>
     </w:p>
     <w:p>

--- a/docs/review-walkthrough.docx
+++ b/docs/review-walkthrough.docx
@@ -1268,7 +1268,7 @@
         <w:pStyle w:val="ListBullet"/>
       </w:pPr>
       <w:r>
-        <w:t>Only Notification, Attendance and Assessment have their own databases and migrations (the last two needed their in-process readers in the core moved behind ports that ask the service).</w:t>
+        <w:t>Notification, Attendance, Assessment and Learning have their own databases and migrations (the last three needed their in-process readers in the core moved behind ports that ask the service). Identity and Academic still share one.</w:t>
       </w:r>
     </w:p>
     <w:p>
